--- a/Notes/2025/07-2025 NOTES/14-31 July 2025 NOTES/14-31 July 2025 UO Note.docx
+++ b/Notes/2025/07-2025 NOTES/14-31 July 2025 NOTES/14-31 July 2025 UO Note.docx
@@ -3182,25 +3182,7 @@
           <w:sz w:val="28"/>
           <w:szCs w:val="28"/>
         </w:rPr>
-        <w:t>10</w:t>
-      </w:r>
-      <w:r>
-        <w:rPr>
-          <w:rFonts w:ascii="NikoshBAN" w:hAnsi="NikoshBAN" w:cs="NikoshBAN"/>
-          <w:color w:val="000000" w:themeColor="text1"/>
-          <w:sz w:val="28"/>
-          <w:szCs w:val="28"/>
-        </w:rPr>
-        <w:t>/</w:t>
-      </w:r>
-      <w:r>
-        <w:rPr>
-          <w:rFonts w:ascii="NikoshBAN" w:hAnsi="NikoshBAN" w:cs="NikoshBAN"/>
-          <w:color w:val="000000" w:themeColor="text1"/>
-          <w:sz w:val="28"/>
-          <w:szCs w:val="28"/>
-        </w:rPr>
-        <w:t>0</w:t>
+        <w:t>1</w:t>
       </w:r>
       <w:r>
         <w:rPr>
@@ -3213,6 +3195,33 @@
       </w:r>
       <w:bookmarkStart w:id="0" w:name="_GoBack"/>
       <w:bookmarkEnd w:id="0"/>
+      <w:r>
+        <w:rPr>
+          <w:rFonts w:ascii="NikoshBAN" w:hAnsi="NikoshBAN" w:cs="NikoshBAN"/>
+          <w:color w:val="000000" w:themeColor="text1"/>
+          <w:sz w:val="28"/>
+          <w:szCs w:val="28"/>
+        </w:rPr>
+        <w:t>/</w:t>
+      </w:r>
+      <w:r>
+        <w:rPr>
+          <w:rFonts w:ascii="NikoshBAN" w:hAnsi="NikoshBAN" w:cs="NikoshBAN"/>
+          <w:color w:val="000000" w:themeColor="text1"/>
+          <w:sz w:val="28"/>
+          <w:szCs w:val="28"/>
+        </w:rPr>
+        <w:t>0</w:t>
+      </w:r>
+      <w:r>
+        <w:rPr>
+          <w:rFonts w:ascii="NikoshBAN" w:hAnsi="NikoshBAN" w:cs="NikoshBAN"/>
+          <w:color w:val="000000" w:themeColor="text1"/>
+          <w:sz w:val="28"/>
+          <w:szCs w:val="28"/>
+        </w:rPr>
+        <w:t>8</w:t>
+      </w:r>
       <w:r>
         <w:rPr>
           <w:rFonts w:ascii="NikoshBAN" w:hAnsi="NikoshBAN" w:cs="NikoshBAN"/>
